--- a/static/downloads/es/docx/layer-0/identity-constraints-register.docx
+++ b/static/downloads/es/docx/layer-0/identity-constraints-register.docx
@@ -87,7 +87,7 @@
         <w:t xml:space="preserve"> </w:t>
       </w:r>
       <w:r>
-        <w:t xml:space="preserve">2026-06-26</w:t>
+        <w:t xml:space="preserve">2026-07-07</w:t>
       </w:r>
     </w:p>
     <w:p>
@@ -238,10 +238,10 @@
     </w:p>
     <w:p>
       <w:pPr>
-        <w:pStyle w:val="BlockText"/>
-      </w:pPr>
-      <w:r>
-        <w:t xml:space="preserve">Las restricciones de identidad son los límites conductuales, éticos y estructurales no negociables que definen quién es la comunidad. A diferencia de los invariantes (que protegen el sistema en sí), las restricciones de identidad definen cómo los miembros y la comunidad se relacionan con las personas, los ecosistemas y las ideologías.</w:t>
+        <w:pStyle w:val="FirstParagraph"/>
+      </w:pPr>
+      <w:r>
+        <w:t xml:space="preserve">&gt; Las restricciones de identidad son los límites conductuales, éticos y estructurales no negociables que definen quién es la comunidad. A diferencia de los invariantes (que protegen el sistema en sí), las restricciones de identidad definen cómo los miembros y la comunidad se relacionan con las personas, los ecosistemas y las ideologías.</w:t>
       </w:r>
     </w:p>
     <w:p>
@@ -339,8 +339,14 @@
     </w:p>
     <w:p>
       <w:pPr>
-        <w:pStyle w:val="BlockText"/>
-      </w:pPr>
+        <w:pStyle w:val="BodyText"/>
+      </w:pPr>
+      <w:r>
+        <w:t xml:space="preserve">&gt;</w:t>
+      </w:r>
+      <w:r>
+        <w:t xml:space="preserve"> </w:t>
+      </w:r>
       <w:r>
         <w:rPr>
           <w:b/>
@@ -348,13 +354,17 @@
         </w:rPr>
         <w:t xml:space="preserve">Justificación — ¿Por qué declarar las restricciones de identidad explícitamente</w:t>
       </w:r>
-    </w:p>
-    <w:p>
-      <w:pPr>
-        <w:pStyle w:val="BlockText"/>
-      </w:pPr>
-      <w:r>
-        <w:t xml:space="preserve">Toda comunidad tiene reglas implícitas —</w:t>
+      <w:r>
+        <w:t xml:space="preserve"> </w:t>
+      </w:r>
+      <w:r>
+        <w:t xml:space="preserve">&gt;</w:t>
+      </w:r>
+      <w:r>
+        <w:t xml:space="preserve"> </w:t>
+      </w:r>
+      <w:r>
+        <w:t xml:space="preserve">&gt; Toda comunidad tiene reglas implícitas —</w:t>
       </w:r>
       <w:r>
         <w:t xml:space="preserve"> </w:t>
@@ -371,8 +381,14 @@
     </w:p>
     <w:p>
       <w:pPr>
-        <w:pStyle w:val="BlockText"/>
-      </w:pPr>
+        <w:pStyle w:val="BodyText"/>
+      </w:pPr>
+      <w:r>
+        <w:t xml:space="preserve">&gt;</w:t>
+      </w:r>
+      <w:r>
+        <w:t xml:space="preserve"> </w:t>
+      </w:r>
       <w:r>
         <w:rPr>
           <w:b/>
@@ -380,13 +396,17 @@
         </w:rPr>
         <w:t xml:space="preserve">Instrucciones — Cómo rellenar esto</w:t>
       </w:r>
-    </w:p>
-    <w:p>
-      <w:pPr>
-        <w:pStyle w:val="BlockText"/>
-      </w:pPr>
-      <w:r>
-        <w:t xml:space="preserve">Cada restricción debe ser verificable y aplicable mediante un proceso definido — no aspiraciones vagas. Categorías comunes de RCOS §2.4.2: límites éticos/conductuales, prerrequisitos de participación, restricciones culturales o ecológicas no negociables. Consultar la Capa 4 para la aplicación, la Capa 1 para las consecuencias de participación.</w:t>
+      <w:r>
+        <w:t xml:space="preserve"> </w:t>
+      </w:r>
+      <w:r>
+        <w:t xml:space="preserve">&gt;</w:t>
+      </w:r>
+      <w:r>
+        <w:t xml:space="preserve"> </w:t>
+      </w:r>
+      <w:r>
+        <w:t xml:space="preserve">&gt; Cada restricción debe ser verificable y aplicable mediante un proceso definido — no aspiraciones vagas. Categorías comunes de RCOS §2.4.2: límites éticos/conductuales, prerrequisitos de participación, restricciones culturales o ecológicas no negociables. Consultar la Capa 4 para la aplicación, la Capa 1 para las consecuencias de participación.</w:t>
       </w:r>
     </w:p>
     <w:p>
@@ -582,8 +602,14 @@
     </w:p>
     <w:p>
       <w:pPr>
-        <w:pStyle w:val="BlockText"/>
-      </w:pPr>
+        <w:pStyle w:val="BodyText"/>
+      </w:pPr>
+      <w:r>
+        <w:t xml:space="preserve">&gt;</w:t>
+      </w:r>
+      <w:r>
+        <w:t xml:space="preserve"> </w:t>
+      </w:r>
       <w:r>
         <w:rPr>
           <w:b/>
@@ -591,19 +617,29 @@
         </w:rPr>
         <w:t xml:space="preserve">Justificación — ¿Por qué las restricciones deben ser verificables, no informales</w:t>
       </w:r>
-    </w:p>
-    <w:p>
-      <w:pPr>
-        <w:pStyle w:val="BlockText"/>
-      </w:pPr>
-      <w:r>
-        <w:t xml:space="preserve">Una restricción que no puede ser verificada es una restricción que será aplicada por quien tenga más capital social en la sala. Definir cómo se detecta cada restricción, quién la plantea y a través de qué proceso se resuelve es lo que impide que las reglas de identidad se conviertan en herramientas de exclusión arbitraria.</w:t>
-      </w:r>
-    </w:p>
-    <w:p>
-      <w:pPr>
-        <w:pStyle w:val="BlockText"/>
-      </w:pPr>
+      <w:r>
+        <w:t xml:space="preserve"> </w:t>
+      </w:r>
+      <w:r>
+        <w:t xml:space="preserve">&gt;</w:t>
+      </w:r>
+      <w:r>
+        <w:t xml:space="preserve"> </w:t>
+      </w:r>
+      <w:r>
+        <w:t xml:space="preserve">&gt; Una restricción que no puede ser verificada es una restricción que será aplicada por quien tenga más capital social en la sala. Definir cómo se detecta cada restricción, quién la plantea y a través de qué proceso se resuelve es lo que impide que las reglas de identidad se conviertan en herramientas de exclusión arbitraria.</w:t>
+      </w:r>
+    </w:p>
+    <w:p>
+      <w:pPr>
+        <w:pStyle w:val="BodyText"/>
+      </w:pPr>
+      <w:r>
+        <w:t xml:space="preserve">&gt;</w:t>
+      </w:r>
+      <w:r>
+        <w:t xml:space="preserve"> </w:t>
+      </w:r>
       <w:r>
         <w:rPr>
           <w:b/>
@@ -611,13 +647,17 @@
         </w:rPr>
         <w:t xml:space="preserve">Instrucciones — Cómo rellenar esto</w:t>
       </w:r>
-    </w:p>
-    <w:p>
-      <w:pPr>
-        <w:pStyle w:val="BlockText"/>
-      </w:pPr>
-      <w:r>
-        <w:t xml:space="preserve">Para cada restricción anterior (o como política general), describe cómo se identifica y aborda una violación. Consultar la Escalera de Resolución de Conflictos (Capa 4) y cualquier rol responsable de la supervisión (Capa 5).</w:t>
+      <w:r>
+        <w:t xml:space="preserve"> </w:t>
+      </w:r>
+      <w:r>
+        <w:t xml:space="preserve">&gt;</w:t>
+      </w:r>
+      <w:r>
+        <w:t xml:space="preserve"> </w:t>
+      </w:r>
+      <w:r>
+        <w:t xml:space="preserve">&gt; Para cada restricción anterior (o como política general), describe cómo se identifica y aborda una violación. Consultar la Escalera de Resolución de Conflictos (Capa 4) y cualquier rol responsable de la supervisión (Capa 5).</w:t>
       </w:r>
     </w:p>
     <w:p>
@@ -733,8 +773,14 @@
     </w:p>
     <w:p>
       <w:pPr>
-        <w:pStyle w:val="BlockText"/>
-      </w:pPr>
+        <w:pStyle w:val="BodyText"/>
+      </w:pPr>
+      <w:r>
+        <w:t xml:space="preserve">&gt;</w:t>
+      </w:r>
+      <w:r>
+        <w:t xml:space="preserve"> </w:t>
+      </w:r>
       <w:r>
         <w:rPr>
           <w:b/>
@@ -742,24 +788,35 @@
         </w:rPr>
         <w:t xml:space="preserve">Instrucciones — Cómo rellenar esto</w:t>
       </w:r>
-    </w:p>
-    <w:p>
-      <w:pPr>
-        <w:pStyle w:val="BlockText"/>
-      </w:pPr>
-      <w:r>
-        <w:t xml:space="preserve">Las restricciones de identidad son constitucionales — describe el tipo de decisión, el umbral y el proceso de ratificación necesarios para añadir, eliminar o modificar una restricción.</w:t>
-      </w:r>
-    </w:p>
-    <w:p>
-      <w:pPr>
-        <w:pStyle w:val="FirstParagraph"/>
+      <w:r>
+        <w:t xml:space="preserve"> </w:t>
+      </w:r>
+      <w:r>
+        <w:t xml:space="preserve">&gt;</w:t>
+      </w:r>
+      <w:r>
+        <w:t xml:space="preserve"> </w:t>
+      </w:r>
+      <w:r>
+        <w:t xml:space="preserve">&gt; Las restricciones de identidad son constitucionales — describe el tipo de decisión, el umbral y el proceso de ratificación necesarios para añadir, eliminar o modificar una restricción.</w:t>
+      </w:r>
+    </w:p>
+    <w:p>
+      <w:pPr>
+        <w:pStyle w:val="BodyText"/>
       </w:pPr>
       <w:r>
         <w:t xml:space="preserve">Las restricciones de identidad solo pueden añadirse, eliminarse o modificarse mediante una decisión Constitucional según lo definido en la Matriz de Decisiones (Capa 2), requiriendo</w:t>
       </w:r>
       <w:r>
         <w:t xml:space="preserve"> </w:t>
+      </w:r>
+      <w:r>
+        <w:rPr>
+          <w:i/>
+          <w:iCs/>
+        </w:rPr>
+        <w:t xml:space="preserve">&lt;umbral&gt;</w:t>
       </w:r>
       <w:r>
         <w:t xml:space="preserve"> </w:t>
@@ -815,6 +872,9 @@
       </w:r>
       <w:r>
         <w:t xml:space="preserve"> </w:t>
+      </w:r>
+      <w:r>
+        <w:t xml:space="preserve">&lt;AAAA-MM-DD&gt;</w:t>
       </w:r>
     </w:p>
     <w:p>

--- a/static/downloads/es/docx/layer-0/identity-constraints-register.docx
+++ b/static/downloads/es/docx/layer-0/identity-constraints-register.docx
@@ -87,7 +87,7 @@
         <w:t xml:space="preserve"> </w:t>
       </w:r>
       <w:r>
-        <w:t xml:space="preserve">2026-07-07</w:t>
+        <w:t xml:space="preserve">2026-08-31</w:t>
       </w:r>
     </w:p>
     <w:p>
@@ -286,6 +286,30 @@
             <w:iCs/>
           </w:rPr>
           <w:t xml:space="preserve">2.4.1</w:t>
+        </w:r>
+      </w:hyperlink>
+      <w:r>
+        <w:rPr>
+          <w:i/>
+          <w:iCs/>
+        </w:rPr>
+        <w:t xml:space="preserve">,</w:t>
+      </w:r>
+      <w:r>
+        <w:rPr>
+          <w:i/>
+          <w:iCs/>
+        </w:rPr>
+        <w:t xml:space="preserve"> </w:t>
+      </w:r>
+      <w:hyperlink r:id="rId14">
+        <w:r>
+          <w:rPr>
+            <w:rStyle w:val="Hyperlink"/>
+            <w:i/>
+            <w:iCs/>
+          </w:rPr>
+          <w:t xml:space="preserve">2.4.2</w:t>
         </w:r>
       </w:hyperlink>
       <w:r>
